--- a/docs/user-quick-manual.docx
+++ b/docs/user-quick-manual.docx
@@ -10,8 +10,8 @@
   <dc:title>user-quick-manual</dc:title>
   <dc:creator>Codex</dc:creator>
   <cp:lastModifiedBy>Codex</cp:lastModifiedBy>
-  <dcterms:created xsi:type="dcterms:W3CDTF">2026-03-14T13:42:10Z</dcterms:created>
-  <dcterms:modified xsi:type="dcterms:W3CDTF">2026-03-14T13:42:10Z</dcterms:modified>
+  <dcterms:created xsi:type="dcterms:W3CDTF">2026-03-14T21:39:53Z</dcterms:created>
+  <dcterms:modified xsi:type="dcterms:W3CDTF">2026-03-14T21:39:53Z</dcterms:modified>
 </cp:coreProperties>
 </file>
 
@@ -50,25 +50,25 @@
         <w:ind w:left="360"/>
       </w:pPr>
       <w:r>
-        <w:t xml:space="preserve">1. login.html 접속</w:t>
-      </w:r>
-    </w:p>
-    <w:p>
-      <w:pPr>
-        <w:spacing w:before="0" w:after="40"/>
-        <w:ind w:left="360"/>
-      </w:pPr>
-      <w:r>
-        <w:t xml:space="preserve">2. dongkuk1 / 1234 입력 또는 테스트 계정 바로 입장</w:t>
-      </w:r>
-    </w:p>
-    <w:p>
-      <w:pPr>
-        <w:spacing w:before="0" w:after="40"/>
-        <w:ind w:left="360"/>
-      </w:pPr>
-      <w:r>
-        <w:t xml:space="preserve">3. 상단 조회 연도 선택</w:t>
+        <w:t xml:space="preserve">1. 브라우저에서 login.html 접속</w:t>
+      </w:r>
+    </w:p>
+    <w:p>
+      <w:pPr>
+        <w:spacing w:before="0" w:after="40"/>
+        <w:ind w:left="360"/>
+      </w:pPr>
+      <w:r>
+        <w:t xml:space="preserve">2. dongkuk1 / 1234 입력 또는 테스트 계정 바로 입장 클릭</w:t>
+      </w:r>
+    </w:p>
+    <w:p>
+      <w:pPr>
+        <w:spacing w:before="0" w:after="40"/>
+        <w:ind w:left="360"/>
+      </w:pPr>
+      <w:r>
+        <w:t xml:space="preserve">3. 상단 조회 연도 선택 (2023~2030)</w:t>
       </w:r>
     </w:p>
     <w:p>
@@ -96,6 +96,14 @@
       </w:pPr>
       <w:r>
         <w:t xml:space="preserve">6. 사용 종료 시 로그아웃</w:t>
+      </w:r>
+    </w:p>
+    <w:p>
+      <w:pPr>
+        <w:spacing w:before="0" w:after="120"/>
+      </w:pPr>
+      <w:r>
+        <w:t xml:space="preserve">---</w:t>
       </w:r>
     </w:p>
     <w:p>
@@ -184,7 +192,7 @@
               <w:spacing w:before="0" w:after="0"/>
             </w:pPr>
             <w:r>
-              <w:t xml:space="preserve">KPI, 월별 계획 대비 실적, 거래처 추이, 누계 상세</w:t>
+              <w:t xml:space="preserve">KPI 4종, 월별 계획 대비 실적 차트, 거래처 추이 차트, 핵심 체크 포인트, 누계 상세 표</w:t>
             </w:r>
           </w:p>
         </w:tc>
@@ -212,7 +220,7 @@
               <w:spacing w:before="0" w:after="0"/>
             </w:pPr>
             <w:r>
-              <w:t xml:space="preserve">구매량 추이, 등급 비교, 수입 선적 현황</w:t>
+              <w:t xml:space="preserve">구매량 추이 차트, 인천/포항 등급 도넛, 등급 비교 표, 구매 상세 표, 수입 선적 현황</w:t>
             </w:r>
           </w:p>
         </w:tc>
@@ -240,7 +248,7 @@
               <w:spacing w:before="0" w:after="0"/>
             </w:pPr>
             <w:r>
-              <w:t xml:space="preserve">거래처 목록, 신뢰등급, 공급능력, 납품량</w:t>
+              <w:t xml:space="preserve">거래처 KPI, 거래처 목록 (신뢰등급/성과율 포함), 등록/수정/삭제</w:t>
             </w:r>
           </w:p>
         </w:tc>
@@ -268,7 +276,7 @@
               <w:spacing w:before="0" w:after="0"/>
             </w:pPr>
             <w:r>
-              <w:t xml:space="preserve">공지 열람, 팀 일정 확인</w:t>
+              <w:t xml:space="preserve">공지 열람 (필독 상단 고정), 팀 일정 캘린더 (10종 일정 유형)</w:t>
             </w:r>
           </w:p>
         </w:tc>
@@ -296,12 +304,20 @@
               <w:spacing w:before="0" w:after="0"/>
             </w:pPr>
             <w:r>
-              <w:t xml:space="preserve">사용자 목록, 활성/비활성 상태</w:t>
+              <w:t xml:space="preserve">사용자 KPI, 사용자 목록, 등록/수정/삭제, 활성/비활성 상태 관리</w:t>
             </w:r>
           </w:p>
         </w:tc>
       </w:tr>
     </w:tbl>
+    <w:p>
+      <w:pPr>
+        <w:spacing w:before="0" w:after="120"/>
+      </w:pPr>
+      <w:r>
+        <w:t xml:space="preserve">---</w:t>
+      </w:r>
+    </w:p>
     <w:p>
       <w:pPr>
         <w:spacing w:before="180" w:after="120"/>
@@ -349,7 +365,7 @@
         <w:t xml:space="preserve">- </w:t>
       </w:r>
       <w:r>
-        <w:t xml:space="preserve">현재 탭 데이터가 즉시 갱신됨</w:t>
+        <w:t xml:space="preserve">현재 탭의 모든 데이터가 즉시 갱신됨</w:t>
       </w:r>
     </w:p>
     <w:p>
@@ -374,19 +390,19 @@
         <w:t xml:space="preserve">- </w:t>
       </w:r>
       <w:r>
-        <w:t xml:space="preserve">표 제목 클릭</w:t>
-      </w:r>
-    </w:p>
-    <w:p>
-      <w:pPr>
-        <w:spacing w:before="0" w:after="40"/>
-        <w:ind w:left="360"/>
-      </w:pPr>
-      <w:r>
-        <w:t xml:space="preserve">- </w:t>
-      </w:r>
-      <w:r>
-        <w:t xml:space="preserve">오름차순/내림차순 전환</w:t>
+        <w:t xml:space="preserve">표 열 제목 클릭 → 오름차순/내림차순 전환</w:t>
+      </w:r>
+    </w:p>
+    <w:p>
+      <w:pPr>
+        <w:spacing w:before="0" w:after="40"/>
+        <w:ind w:left="360"/>
+      </w:pPr>
+      <w:r>
+        <w:t xml:space="preserve">- </w:t>
+      </w:r>
+      <w:r>
+        <w:t xml:space="preserve">정렬 활성 열에 ▲ 또는 ▼ 표시</w:t>
       </w:r>
     </w:p>
     <w:p>
@@ -423,7 +439,19 @@
         <w:t xml:space="preserve">- </w:t>
       </w:r>
       <w:r>
-        <w:t xml:space="preserve">DOCX 파일 생성</w:t>
+        <w:t xml:space="preserve">DOCX 파일 자동 다운로드</w:t>
+      </w:r>
+    </w:p>
+    <w:p>
+      <w:pPr>
+        <w:spacing w:before="0" w:after="40"/>
+        <w:ind w:left="360"/>
+      </w:pPr>
+      <w:r>
+        <w:t xml:space="preserve">- </w:t>
+      </w:r>
+      <w:r>
+        <w:t xml:space="preserve">포함: 실적, 구매, 배분, 등급 (커버 + 4개 섹션)</w:t>
       </w:r>
     </w:p>
     <w:p>
@@ -460,7 +488,19 @@
         <w:t xml:space="preserve">- </w:t>
       </w:r>
       <w:r>
-        <w:t xml:space="preserve">제목 클릭 후 상세 확인</w:t>
+        <w:t xml:space="preserve">제목 클릭 → 상세 내용 모달</w:t>
+      </w:r>
+    </w:p>
+    <w:p>
+      <w:pPr>
+        <w:spacing w:before="0" w:after="40"/>
+        <w:ind w:left="360"/>
+      </w:pPr>
+      <w:r>
+        <w:t xml:space="preserve">- </w:t>
+      </w:r>
+      <w:r>
+        <w:t xml:space="preserve">필독 배지 공지 = 중요 공지</w:t>
       </w:r>
     </w:p>
     <w:p>
@@ -485,7 +525,31 @@
         <w:t xml:space="preserve">- </w:t>
       </w:r>
       <w:r>
-        <w:t xml:space="preserve">공지사항 탭 오른쪽 달력에서 날짜 클릭</w:t>
+        <w:t xml:space="preserve">공지사항 탭 → 우측 캘린더</w:t>
+      </w:r>
+    </w:p>
+    <w:p>
+      <w:pPr>
+        <w:spacing w:before="0" w:after="40"/>
+        <w:ind w:left="360"/>
+      </w:pPr>
+      <w:r>
+        <w:t xml:space="preserve">- </w:t>
+      </w:r>
+      <w:r>
+        <w:t xml:space="preserve">날짜 클릭 → 해당일 일정 목록</w:t>
+      </w:r>
+    </w:p>
+    <w:p>
+      <w:pPr>
+        <w:spacing w:before="0" w:after="40"/>
+        <w:ind w:left="360"/>
+      </w:pPr>
+      <w:r>
+        <w:t xml:space="preserve">- </w:t>
+      </w:r>
+      <w:r>
+        <w:t xml:space="preserve">유형별 색상 블록으로 시각 구분</w:t>
       </w:r>
     </w:p>
     <w:p>
@@ -498,31 +562,88 @@
           <w:sz w:val="24"/>
           <w:szCs w:val="24"/>
         </w:rPr>
-        <w:t xml:space="preserve">챗봇 질문</w:t>
-      </w:r>
-    </w:p>
-    <w:p>
-      <w:pPr>
-        <w:spacing w:before="0" w:after="40"/>
-        <w:ind w:left="360"/>
-      </w:pPr>
-      <w:r>
-        <w:t xml:space="preserve">- </w:t>
-      </w:r>
-      <w:r>
-        <w:t xml:space="preserve">우측 하단 챗봇 버튼 클릭</w:t>
-      </w:r>
-    </w:p>
-    <w:p>
-      <w:pPr>
-        <w:spacing w:before="0" w:after="40"/>
-        <w:ind w:left="360"/>
-      </w:pPr>
-      <w:r>
-        <w:t xml:space="preserve">- </w:t>
-      </w:r>
-      <w:r>
-        <w:t xml:space="preserve">예시: 7월 계획과 실적은?</w:t>
+        <w:t xml:space="preserve">일정 등록</w:t>
+      </w:r>
+    </w:p>
+    <w:p>
+      <w:pPr>
+        <w:spacing w:before="0" w:after="40"/>
+        <w:ind w:left="360"/>
+      </w:pPr>
+      <w:r>
+        <w:t xml:space="preserve">- </w:t>
+      </w:r>
+      <w:r>
+        <w:t xml:space="preserve">+ 일정 등록 → 팀원/유형/날짜 선택 → 저장</w:t>
+      </w:r>
+    </w:p>
+    <w:p>
+      <w:pPr>
+        <w:spacing w:before="0" w:after="40"/>
+        <w:ind w:left="360"/>
+      </w:pPr>
+      <w:r>
+        <w:t xml:space="preserve">- </w:t>
+      </w:r>
+      <w:r>
+        <w:t xml:space="preserve">휴가/교육/출장은 종료일 입력 가능</w:t>
+      </w:r>
+    </w:p>
+    <w:p>
+      <w:pPr>
+        <w:spacing w:before="180" w:after="120"/>
+      </w:pPr>
+      <w:r>
+        <w:rPr>
+          <w:b/>
+          <w:sz w:val="24"/>
+          <w:szCs w:val="24"/>
+        </w:rPr>
+        <w:t xml:space="preserve">거래처 관리</w:t>
+      </w:r>
+    </w:p>
+    <w:p>
+      <w:pPr>
+        <w:spacing w:before="0" w:after="40"/>
+        <w:ind w:left="360"/>
+      </w:pPr>
+      <w:r>
+        <w:t xml:space="preserve">- </w:t>
+      </w:r>
+      <w:r>
+        <w:t xml:space="preserve">거래처 관리 탭 → + 거래처 등록</w:t>
+      </w:r>
+    </w:p>
+    <w:p>
+      <w:pPr>
+        <w:spacing w:before="0" w:after="40"/>
+        <w:ind w:left="360"/>
+      </w:pPr>
+      <w:r>
+        <w:t xml:space="preserve">- </w:t>
+      </w:r>
+      <w:r>
+        <w:t xml:space="preserve">코드 자동 생성, 성과율 자동 계산</w:t>
+      </w:r>
+    </w:p>
+    <w:p>
+      <w:pPr>
+        <w:spacing w:before="0" w:after="40"/>
+        <w:ind w:left="360"/>
+      </w:pPr>
+      <w:r>
+        <w:t xml:space="preserve">- </w:t>
+      </w:r>
+      <w:r>
+        <w:t xml:space="preserve">신뢰등급 배지 색상: A(녹) A-(파) B+(주황) B(회)</w:t>
+      </w:r>
+    </w:p>
+    <w:p>
+      <w:pPr>
+        <w:spacing w:before="0" w:after="120"/>
+      </w:pPr>
+      <w:r>
+        <w:t xml:space="preserve">---</w:t>
       </w:r>
     </w:p>
     <w:p>
@@ -535,67 +656,617 @@
           <w:sz w:val="28"/>
           <w:szCs w:val="28"/>
         </w:rPr>
-        <w:t xml:space="preserve">4. 운영 담당자에게 요청할 항목</w:t>
-      </w:r>
-    </w:p>
-    <w:p>
-      <w:pPr>
-        <w:spacing w:before="0" w:after="40"/>
-        <w:ind w:left="360"/>
-      </w:pPr>
-      <w:r>
-        <w:t xml:space="preserve">- </w:t>
-      </w:r>
-      <w:r>
-        <w:t xml:space="preserve">월별 계획/실적 데이터 갱신</w:t>
-      </w:r>
-    </w:p>
-    <w:p>
-      <w:pPr>
-        <w:spacing w:before="0" w:after="40"/>
-        <w:ind w:left="360"/>
-      </w:pPr>
-      <w:r>
-        <w:t xml:space="preserve">- </w:t>
-      </w:r>
-      <w:r>
-        <w:t xml:space="preserve">원본 실적 데이터 붙여넣기</w:t>
-      </w:r>
-    </w:p>
-    <w:p>
-      <w:pPr>
-        <w:spacing w:before="0" w:after="40"/>
-        <w:ind w:left="360"/>
-      </w:pPr>
-      <w:r>
-        <w:t xml:space="preserve">- </w:t>
-      </w:r>
-      <w:r>
-        <w:t xml:space="preserve">검수 등급 매핑 변경</w:t>
-      </w:r>
-    </w:p>
-    <w:p>
-      <w:pPr>
-        <w:spacing w:before="0" w:after="40"/>
-        <w:ind w:left="360"/>
-      </w:pPr>
-      <w:r>
-        <w:t xml:space="preserve">- </w:t>
-      </w:r>
-      <w:r>
-        <w:t xml:space="preserve">사용자 계정 생성/비활성 처리</w:t>
-      </w:r>
-    </w:p>
-    <w:p>
-      <w:pPr>
-        <w:spacing w:before="0" w:after="40"/>
-        <w:ind w:left="360"/>
-      </w:pPr>
-      <w:r>
-        <w:t xml:space="preserve">- </w:t>
-      </w:r>
-      <w:r>
-        <w:t xml:space="preserve">공지 등록/수정/삭제</w:t>
+        <w:t xml:space="preserve">4. 챗봇 사용법</w:t>
+      </w:r>
+    </w:p>
+    <w:p>
+      <w:pPr>
+        <w:spacing w:before="180" w:after="120"/>
+      </w:pPr>
+      <w:r>
+        <w:rPr>
+          <w:b/>
+          <w:sz w:val="24"/>
+          <w:szCs w:val="24"/>
+        </w:rPr>
+        <w:t xml:space="preserve">열기/닫기</w:t>
+      </w:r>
+    </w:p>
+    <w:p>
+      <w:pPr>
+        <w:spacing w:before="0" w:after="40"/>
+        <w:ind w:left="360"/>
+      </w:pPr>
+      <w:r>
+        <w:t xml:space="preserve">- </w:t>
+      </w:r>
+      <w:r>
+        <w:t xml:space="preserve">우측 하단 로봇 아이콘 클릭</w:t>
+      </w:r>
+    </w:p>
+    <w:p>
+      <w:pPr>
+        <w:spacing w:before="0" w:after="40"/>
+        <w:ind w:left="360"/>
+      </w:pPr>
+      <w:r>
+        <w:t xml:space="preserve">- </w:t>
+      </w:r>
+      <w:r>
+        <w:t xml:space="preserve">✕ 버튼 또는 팝업 ✕로 닫기</w:t>
+      </w:r>
+    </w:p>
+    <w:p>
+      <w:pPr>
+        <w:spacing w:before="180" w:after="120"/>
+      </w:pPr>
+      <w:r>
+        <w:rPr>
+          <w:b/>
+          <w:sz w:val="24"/>
+          <w:szCs w:val="24"/>
+        </w:rPr>
+        <w:t xml:space="preserve">질문 예시</w:t>
+      </w:r>
+    </w:p>
+    <w:tbl>
+      <w:tblPr>
+        <w:tblW w:w="0" w:type="auto"/>
+        <w:tblBorders>
+          <w:top w:val="single" w:sz="4" w:space="0" w:color="auto"/>
+          <w:left w:val="single" w:sz="4" w:space="0" w:color="auto"/>
+          <w:bottom w:val="single" w:sz="4" w:space="0" w:color="auto"/>
+          <w:right w:val="single" w:sz="4" w:space="0" w:color="auto"/>
+          <w:insideH w:val="single" w:sz="4" w:space="0" w:color="auto"/>
+          <w:insideV w:val="single" w:sz="4" w:space="0" w:color="auto"/>
+        </w:tblBorders>
+      </w:tblPr>
+      <w:tblGrid>
+        <w:gridCol w:w="2400"/>
+        <w:gridCol w:w="2400"/>
+      </w:tblGrid>
+      <w:tr>
+        <w:tc>
+          <w:tcPr>
+            <w:tcW w:w="2400" w:type="dxa"/>
+          </w:tcPr>
+          <w:p>
+            <w:pPr>
+              <w:spacing w:before="0" w:after="0"/>
+            </w:pPr>
+            <w:r>
+              <w:rPr>
+                <w:b/>
+              </w:rPr>
+              <w:t xml:space="preserve">유형</w:t>
+            </w:r>
+          </w:p>
+        </w:tc>
+        <w:tc>
+          <w:tcPr>
+            <w:tcW w:w="2400" w:type="dxa"/>
+          </w:tcPr>
+          <w:p>
+            <w:pPr>
+              <w:spacing w:before="0" w:after="0"/>
+            </w:pPr>
+            <w:r>
+              <w:rPr>
+                <w:b/>
+              </w:rPr>
+              <w:t xml:space="preserve">질문 예시</w:t>
+            </w:r>
+          </w:p>
+        </w:tc>
+      </w:tr>
+      <w:tr>
+        <w:tc>
+          <w:tcPr>
+            <w:tcW w:w="2400" w:type="dxa"/>
+          </w:tcPr>
+          <w:p>
+            <w:pPr>
+              <w:spacing w:before="0" w:after="0"/>
+            </w:pPr>
+            <w:r>
+              <w:t xml:space="preserve">월별 실적</w:t>
+            </w:r>
+          </w:p>
+        </w:tc>
+        <w:tc>
+          <w:tcPr>
+            <w:tcW w:w="2400" w:type="dxa"/>
+          </w:tcPr>
+          <w:p>
+            <w:pPr>
+              <w:spacing w:before="0" w:after="0"/>
+            </w:pPr>
+            <w:r>
+              <w:t xml:space="preserve">7월 계획과 실적은?</w:t>
+            </w:r>
+          </w:p>
+        </w:tc>
+      </w:tr>
+      <w:tr>
+        <w:tc>
+          <w:tcPr>
+            <w:tcW w:w="2400" w:type="dxa"/>
+          </w:tcPr>
+          <w:p>
+            <w:pPr>
+              <w:spacing w:before="0" w:after="0"/>
+            </w:pPr>
+            <w:r>
+              <w:t xml:space="preserve">분기 달성률</w:t>
+            </w:r>
+          </w:p>
+        </w:tc>
+        <w:tc>
+          <w:tcPr>
+            <w:tcW w:w="2400" w:type="dxa"/>
+          </w:tcPr>
+          <w:p>
+            <w:pPr>
+              <w:spacing w:before="0" w:after="0"/>
+            </w:pPr>
+            <w:r>
+              <w:t xml:space="preserve">1분기 달성률</w:t>
+            </w:r>
+          </w:p>
+        </w:tc>
+      </w:tr>
+      <w:tr>
+        <w:tc>
+          <w:tcPr>
+            <w:tcW w:w="2400" w:type="dxa"/>
+          </w:tcPr>
+          <w:p>
+            <w:pPr>
+              <w:spacing w:before="0" w:after="0"/>
+            </w:pPr>
+            <w:r>
+              <w:t xml:space="preserve">반기 구매</w:t>
+            </w:r>
+          </w:p>
+        </w:tc>
+        <w:tc>
+          <w:tcPr>
+            <w:tcW w:w="2400" w:type="dxa"/>
+          </w:tcPr>
+          <w:p>
+            <w:pPr>
+              <w:spacing w:before="0" w:after="0"/>
+            </w:pPr>
+            <w:r>
+              <w:t xml:space="preserve">상반기 구매 현황</w:t>
+            </w:r>
+          </w:p>
+        </w:tc>
+      </w:tr>
+      <w:tr>
+        <w:tc>
+          <w:tcPr>
+            <w:tcW w:w="2400" w:type="dxa"/>
+          </w:tcPr>
+          <w:p>
+            <w:pPr>
+              <w:spacing w:before="0" w:after="0"/>
+            </w:pPr>
+            <w:r>
+              <w:t xml:space="preserve">등급 비중</w:t>
+            </w:r>
+          </w:p>
+        </w:tc>
+        <w:tc>
+          <w:tcPr>
+            <w:tcW w:w="2400" w:type="dxa"/>
+          </w:tcPr>
+          <w:p>
+            <w:pPr>
+              <w:spacing w:before="0" w:after="0"/>
+            </w:pPr>
+            <w:r>
+              <w:t xml:space="preserve">등급별 비중, 국고하 비중</w:t>
+            </w:r>
+          </w:p>
+        </w:tc>
+      </w:tr>
+      <w:tr>
+        <w:tc>
+          <w:tcPr>
+            <w:tcW w:w="2400" w:type="dxa"/>
+          </w:tcPr>
+          <w:p>
+            <w:pPr>
+              <w:spacing w:before="0" w:after="0"/>
+            </w:pPr>
+            <w:r>
+              <w:t xml:space="preserve">거래처</w:t>
+            </w:r>
+          </w:p>
+        </w:tc>
+        <w:tc>
+          <w:tcPr>
+            <w:tcW w:w="2400" w:type="dxa"/>
+          </w:tcPr>
+          <w:p>
+            <w:pPr>
+              <w:spacing w:before="0" w:after="0"/>
+            </w:pPr>
+            <w:r>
+              <w:t xml:space="preserve">현대스크랩 현황, 거래처별 실적</w:t>
+            </w:r>
+          </w:p>
+        </w:tc>
+      </w:tr>
+      <w:tr>
+        <w:tc>
+          <w:tcPr>
+            <w:tcW w:w="2400" w:type="dxa"/>
+          </w:tcPr>
+          <w:p>
+            <w:pPr>
+              <w:spacing w:before="0" w:after="0"/>
+            </w:pPr>
+            <w:r>
+              <w:t xml:space="preserve">수입</w:t>
+            </w:r>
+          </w:p>
+        </w:tc>
+        <w:tc>
+          <w:tcPr>
+            <w:tcW w:w="2400" w:type="dxa"/>
+          </w:tcPr>
+          <w:p>
+            <w:pPr>
+              <w:spacing w:before="0" w:after="0"/>
+            </w:pPr>
+            <w:r>
+              <w:t xml:space="preserve">수입 선적 현황, 3월 수입 현황</w:t>
+            </w:r>
+          </w:p>
+        </w:tc>
+      </w:tr>
+      <w:tr>
+        <w:tc>
+          <w:tcPr>
+            <w:tcW w:w="2400" w:type="dxa"/>
+          </w:tcPr>
+          <w:p>
+            <w:pPr>
+              <w:spacing w:before="0" w:after="0"/>
+            </w:pPr>
+            <w:r>
+              <w:t xml:space="preserve">공장 배분</w:t>
+            </w:r>
+          </w:p>
+        </w:tc>
+        <w:tc>
+          <w:tcPr>
+            <w:tcW w:w="2400" w:type="dxa"/>
+          </w:tcPr>
+          <w:p>
+            <w:pPr>
+              <w:spacing w:before="0" w:after="0"/>
+            </w:pPr>
+            <w:r>
+              <w:t xml:space="preserve">인천 배분 현황, 5월 배분</w:t>
+            </w:r>
+          </w:p>
+        </w:tc>
+      </w:tr>
+      <w:tr>
+        <w:tc>
+          <w:tcPr>
+            <w:tcW w:w="2400" w:type="dxa"/>
+          </w:tcPr>
+          <w:p>
+            <w:pPr>
+              <w:spacing w:before="0" w:after="0"/>
+            </w:pPr>
+            <w:r>
+              <w:t xml:space="preserve">전체 요약</w:t>
+            </w:r>
+          </w:p>
+        </w:tc>
+        <w:tc>
+          <w:tcPr>
+            <w:tcW w:w="2400" w:type="dxa"/>
+          </w:tcPr>
+          <w:p>
+            <w:pPr>
+              <w:spacing w:before="0" w:after="0"/>
+            </w:pPr>
+            <w:r>
+              <w:t xml:space="preserve">전체 현황 요약</w:t>
+            </w:r>
+          </w:p>
+        </w:tc>
+      </w:tr>
+    </w:tbl>
+    <w:p>
+      <w:pPr>
+        <w:spacing w:before="180" w:after="120"/>
+      </w:pPr>
+      <w:r>
+        <w:rPr>
+          <w:b/>
+          <w:sz w:val="24"/>
+          <w:szCs w:val="24"/>
+        </w:rPr>
+        <w:t xml:space="preserve">기간 표현</w:t>
+      </w:r>
+    </w:p>
+    <w:tbl>
+      <w:tblPr>
+        <w:tblW w:w="0" w:type="auto"/>
+        <w:tblBorders>
+          <w:top w:val="single" w:sz="4" w:space="0" w:color="auto"/>
+          <w:left w:val="single" w:sz="4" w:space="0" w:color="auto"/>
+          <w:bottom w:val="single" w:sz="4" w:space="0" w:color="auto"/>
+          <w:right w:val="single" w:sz="4" w:space="0" w:color="auto"/>
+          <w:insideH w:val="single" w:sz="4" w:space="0" w:color="auto"/>
+          <w:insideV w:val="single" w:sz="4" w:space="0" w:color="auto"/>
+        </w:tblBorders>
+      </w:tblPr>
+      <w:tblGrid>
+        <w:gridCol w:w="2400"/>
+        <w:gridCol w:w="2400"/>
+      </w:tblGrid>
+      <w:tr>
+        <w:tc>
+          <w:tcPr>
+            <w:tcW w:w="2400" w:type="dxa"/>
+          </w:tcPr>
+          <w:p>
+            <w:pPr>
+              <w:spacing w:before="0" w:after="0"/>
+            </w:pPr>
+            <w:r>
+              <w:rPr>
+                <w:b/>
+              </w:rPr>
+              <w:t xml:space="preserve">입력</w:t>
+            </w:r>
+          </w:p>
+        </w:tc>
+        <w:tc>
+          <w:tcPr>
+            <w:tcW w:w="2400" w:type="dxa"/>
+          </w:tcPr>
+          <w:p>
+            <w:pPr>
+              <w:spacing w:before="0" w:after="0"/>
+            </w:pPr>
+            <w:r>
+              <w:rPr>
+                <w:b/>
+              </w:rPr>
+              <w:t xml:space="preserve">인식</w:t>
+            </w:r>
+          </w:p>
+        </w:tc>
+      </w:tr>
+      <w:tr>
+        <w:tc>
+          <w:tcPr>
+            <w:tcW w:w="2400" w:type="dxa"/>
+          </w:tcPr>
+          <w:p>
+            <w:pPr>
+              <w:spacing w:before="0" w:after="0"/>
+            </w:pPr>
+            <w:r>
+              <w:t xml:space="preserve">7월</w:t>
+            </w:r>
+          </w:p>
+        </w:tc>
+        <w:tc>
+          <w:tcPr>
+            <w:tcW w:w="2400" w:type="dxa"/>
+          </w:tcPr>
+          <w:p>
+            <w:pPr>
+              <w:spacing w:before="0" w:after="0"/>
+            </w:pPr>
+            <w:r>
+              <w:t xml:space="preserve">7월</w:t>
+            </w:r>
+          </w:p>
+        </w:tc>
+      </w:tr>
+      <w:tr>
+        <w:tc>
+          <w:tcPr>
+            <w:tcW w:w="2400" w:type="dxa"/>
+          </w:tcPr>
+          <w:p>
+            <w:pPr>
+              <w:spacing w:before="0" w:after="0"/>
+            </w:pPr>
+            <w:r>
+              <w:t xml:space="preserve">3~6월</w:t>
+            </w:r>
+          </w:p>
+        </w:tc>
+        <w:tc>
+          <w:tcPr>
+            <w:tcW w:w="2400" w:type="dxa"/>
+          </w:tcPr>
+          <w:p>
+            <w:pPr>
+              <w:spacing w:before="0" w:after="0"/>
+            </w:pPr>
+            <w:r>
+              <w:t xml:space="preserve">3~6월 범위</w:t>
+            </w:r>
+          </w:p>
+        </w:tc>
+      </w:tr>
+      <w:tr>
+        <w:tc>
+          <w:tcPr>
+            <w:tcW w:w="2400" w:type="dxa"/>
+          </w:tcPr>
+          <w:p>
+            <w:pPr>
+              <w:spacing w:before="0" w:after="0"/>
+            </w:pPr>
+            <w:r>
+              <w:t xml:space="preserve">1분기 ~ 4분기</w:t>
+            </w:r>
+          </w:p>
+        </w:tc>
+        <w:tc>
+          <w:tcPr>
+            <w:tcW w:w="2400" w:type="dxa"/>
+          </w:tcPr>
+          <w:p>
+            <w:pPr>
+              <w:spacing w:before="0" w:after="0"/>
+            </w:pPr>
+            <w:r>
+              <w:t xml:space="preserve">해당 3개월</w:t>
+            </w:r>
+          </w:p>
+        </w:tc>
+      </w:tr>
+      <w:tr>
+        <w:tc>
+          <w:tcPr>
+            <w:tcW w:w="2400" w:type="dxa"/>
+          </w:tcPr>
+          <w:p>
+            <w:pPr>
+              <w:spacing w:before="0" w:after="0"/>
+            </w:pPr>
+            <w:r>
+              <w:t xml:space="preserve">상반기 / 하반기</w:t>
+            </w:r>
+          </w:p>
+        </w:tc>
+        <w:tc>
+          <w:tcPr>
+            <w:tcW w:w="2400" w:type="dxa"/>
+          </w:tcPr>
+          <w:p>
+            <w:pPr>
+              <w:spacing w:before="0" w:after="0"/>
+            </w:pPr>
+            <w:r>
+              <w:t xml:space="preserve">1~6월 / 7~12월</w:t>
+            </w:r>
+          </w:p>
+        </w:tc>
+      </w:tr>
+      <w:tr>
+        <w:tc>
+          <w:tcPr>
+            <w:tcW w:w="2400" w:type="dxa"/>
+          </w:tcPr>
+          <w:p>
+            <w:pPr>
+              <w:spacing w:before="0" w:after="0"/>
+            </w:pPr>
+            <w:r>
+              <w:t xml:space="preserve">전체 / 연간 / 올해</w:t>
+            </w:r>
+          </w:p>
+        </w:tc>
+        <w:tc>
+          <w:tcPr>
+            <w:tcW w:w="2400" w:type="dxa"/>
+          </w:tcPr>
+          <w:p>
+            <w:pPr>
+              <w:spacing w:before="0" w:after="0"/>
+            </w:pPr>
+            <w:r>
+              <w:t xml:space="preserve">1~12월</w:t>
+            </w:r>
+          </w:p>
+        </w:tc>
+      </w:tr>
+    </w:tbl>
+    <w:p>
+      <w:pPr>
+        <w:spacing w:before="180" w:after="120"/>
+      </w:pPr>
+      <w:r>
+        <w:rPr>
+          <w:b/>
+          <w:sz w:val="24"/>
+          <w:szCs w:val="24"/>
+        </w:rPr>
+        <w:t xml:space="preserve">팁</w:t>
+      </w:r>
+    </w:p>
+    <w:p>
+      <w:pPr>
+        <w:spacing w:before="0" w:after="40"/>
+        <w:ind w:left="360"/>
+      </w:pPr>
+      <w:r>
+        <w:t xml:space="preserve">- </w:t>
+      </w:r>
+      <w:r>
+        <w:t xml:space="preserve">구체적 키워드 사용: 계획, 실적, 구매, 등급, 거래처, 수입, 배분</w:t>
+      </w:r>
+    </w:p>
+    <w:p>
+      <w:pPr>
+        <w:spacing w:before="0" w:after="40"/>
+        <w:ind w:left="360"/>
+      </w:pPr>
+      <w:r>
+        <w:t xml:space="preserve">- </w:t>
+      </w:r>
+      <w:r>
+        <w:t xml:space="preserve">거래처명 직접 입력 가능: 현대스크랩 현황</w:t>
+      </w:r>
+    </w:p>
+    <w:p>
+      <w:pPr>
+        <w:spacing w:before="0" w:after="40"/>
+        <w:ind w:left="360"/>
+      </w:pPr>
+      <w:r>
+        <w:t xml:space="preserve">- </w:t>
+      </w:r>
+      <w:r>
+        <w:t xml:space="preserve">공장 지정 가능: 인천 배분, 포항 실적</w:t>
+      </w:r>
+    </w:p>
+    <w:p>
+      <w:pPr>
+        <w:spacing w:before="0" w:after="40"/>
+        <w:ind w:left="360"/>
+      </w:pPr>
+      <w:r>
+        <w:t xml:space="preserve">- </w:t>
+      </w:r>
+      <w:r>
+        <w:t xml:space="preserve">추천 질문 칩 클릭으로 빠르게 질문</w:t>
+      </w:r>
+    </w:p>
+    <w:p>
+      <w:pPr>
+        <w:spacing w:before="0" w:after="40"/>
+        <w:ind w:left="360"/>
+      </w:pPr>
+      <w:r>
+        <w:t xml:space="preserve">- </w:t>
+      </w:r>
+      <w:r>
+        <w:t xml:space="preserve">↺ 버튼으로 대화 초기화</w:t>
+      </w:r>
+    </w:p>
+    <w:p>
+      <w:pPr>
+        <w:spacing w:before="0" w:after="120"/>
+      </w:pPr>
+      <w:r>
+        <w:t xml:space="preserve">---</w:t>
       </w:r>
     </w:p>
     <w:p>
@@ -608,45 +1279,792 @@
           <w:sz w:val="28"/>
           <w:szCs w:val="28"/>
         </w:rPr>
-        <w:t xml:space="preserve">5. 문제 해결</w:t>
-      </w:r>
-    </w:p>
-    <w:p>
-      <w:pPr>
-        <w:spacing w:before="0" w:after="40"/>
-        <w:ind w:left="360"/>
-      </w:pPr>
-      <w:r>
-        <w:t xml:space="preserve">- </w:t>
-      </w:r>
-      <w:r>
-        <w:t xml:space="preserve">로그인 실패: 아이디/비밀번호 확인, 비활성 계정 여부 확인</w:t>
-      </w:r>
-    </w:p>
-    <w:p>
-      <w:pPr>
-        <w:spacing w:before="0" w:after="40"/>
-        <w:ind w:left="360"/>
-      </w:pPr>
-      <w:r>
-        <w:t xml:space="preserve">- </w:t>
-      </w:r>
-      <w:r>
-        <w:t xml:space="preserve">데이터가 안 보임: 조회 연도 확인</w:t>
-      </w:r>
-    </w:p>
-    <w:p>
-      <w:pPr>
-        <w:spacing w:before="0" w:after="40"/>
-        <w:ind w:left="360"/>
-      </w:pPr>
-      <w:r>
-        <w:t xml:space="preserve">- </w:t>
-      </w:r>
-      <w:r>
-        <w:t xml:space="preserve">다운로드 실패: 새로고침 후 다시 시도</w:t>
-      </w:r>
-    </w:p>
+        <w:t xml:space="preserve">5. 운영 담당자에게 요청할 항목</w:t>
+      </w:r>
+    </w:p>
+    <w:tbl>
+      <w:tblPr>
+        <w:tblW w:w="0" w:type="auto"/>
+        <w:tblBorders>
+          <w:top w:val="single" w:sz="4" w:space="0" w:color="auto"/>
+          <w:left w:val="single" w:sz="4" w:space="0" w:color="auto"/>
+          <w:bottom w:val="single" w:sz="4" w:space="0" w:color="auto"/>
+          <w:right w:val="single" w:sz="4" w:space="0" w:color="auto"/>
+          <w:insideH w:val="single" w:sz="4" w:space="0" w:color="auto"/>
+          <w:insideV w:val="single" w:sz="4" w:space="0" w:color="auto"/>
+        </w:tblBorders>
+      </w:tblPr>
+      <w:tblGrid>
+        <w:gridCol w:w="2400"/>
+        <w:gridCol w:w="2400"/>
+      </w:tblGrid>
+      <w:tr>
+        <w:tc>
+          <w:tcPr>
+            <w:tcW w:w="2400" w:type="dxa"/>
+          </w:tcPr>
+          <w:p>
+            <w:pPr>
+              <w:spacing w:before="0" w:after="0"/>
+            </w:pPr>
+            <w:r>
+              <w:rPr>
+                <w:b/>
+              </w:rPr>
+              <w:t xml:space="preserve">작업</w:t>
+            </w:r>
+          </w:p>
+        </w:tc>
+        <w:tc>
+          <w:tcPr>
+            <w:tcW w:w="2400" w:type="dxa"/>
+          </w:tcPr>
+          <w:p>
+            <w:pPr>
+              <w:spacing w:before="0" w:after="0"/>
+            </w:pPr>
+            <w:r>
+              <w:rPr>
+                <w:b/>
+              </w:rPr>
+              <w:t xml:space="preserve">설명</w:t>
+            </w:r>
+          </w:p>
+        </w:tc>
+      </w:tr>
+      <w:tr>
+        <w:tc>
+          <w:tcPr>
+            <w:tcW w:w="2400" w:type="dxa"/>
+          </w:tcPr>
+          <w:p>
+            <w:pPr>
+              <w:spacing w:before="0" w:after="0"/>
+            </w:pPr>
+            <w:r>
+              <w:t xml:space="preserve">월별 계획/실적 데이터 갱신</w:t>
+            </w:r>
+          </w:p>
+        </w:tc>
+        <w:tc>
+          <w:tcPr>
+            <w:tcW w:w="2400" w:type="dxa"/>
+          </w:tcPr>
+          <w:p>
+            <w:pPr>
+              <w:spacing w:before="0" w:after="0"/>
+            </w:pPr>
+            <w:r>
+              <w:t xml:space="preserve">엑셀 → 계획 그리드 붙여넣기</w:t>
+            </w:r>
+          </w:p>
+        </w:tc>
+      </w:tr>
+      <w:tr>
+        <w:tc>
+          <w:tcPr>
+            <w:tcW w:w="2400" w:type="dxa"/>
+          </w:tcPr>
+          <w:p>
+            <w:pPr>
+              <w:spacing w:before="0" w:after="0"/>
+            </w:pPr>
+            <w:r>
+              <w:t xml:space="preserve">원본 실적 데이터 갱신</w:t>
+            </w:r>
+          </w:p>
+        </w:tc>
+        <w:tc>
+          <w:tcPr>
+            <w:tcW w:w="2400" w:type="dxa"/>
+          </w:tcPr>
+          <w:p>
+            <w:pPr>
+              <w:spacing w:before="0" w:after="0"/>
+            </w:pPr>
+            <w:r>
+              <w:t xml:space="preserve">엑셀 A:E열 → 실적 그리드 붙여넣기</w:t>
+            </w:r>
+          </w:p>
+        </w:tc>
+      </w:tr>
+      <w:tr>
+        <w:tc>
+          <w:tcPr>
+            <w:tcW w:w="2400" w:type="dxa"/>
+          </w:tcPr>
+          <w:p>
+            <w:pPr>
+              <w:spacing w:before="0" w:after="0"/>
+            </w:pPr>
+            <w:r>
+              <w:t xml:space="preserve">검수 등급 매핑 변경</w:t>
+            </w:r>
+          </w:p>
+        </w:tc>
+        <w:tc>
+          <w:tcPr>
+            <w:tcW w:w="2400" w:type="dxa"/>
+          </w:tcPr>
+          <w:p>
+            <w:pPr>
+              <w:spacing w:before="0" w:after="0"/>
+            </w:pPr>
+            <w:r>
+              <w:t xml:space="preserve">상세등급 → 대분류 매핑 추가/삭제/복원</w:t>
+            </w:r>
+          </w:p>
+        </w:tc>
+      </w:tr>
+      <w:tr>
+        <w:tc>
+          <w:tcPr>
+            <w:tcW w:w="2400" w:type="dxa"/>
+          </w:tcPr>
+          <w:p>
+            <w:pPr>
+              <w:spacing w:before="0" w:after="0"/>
+            </w:pPr>
+            <w:r>
+              <w:t xml:space="preserve">사용자 계정 관리</w:t>
+            </w:r>
+          </w:p>
+        </w:tc>
+        <w:tc>
+          <w:tcPr>
+            <w:tcW w:w="2400" w:type="dxa"/>
+          </w:tcPr>
+          <w:p>
+            <w:pPr>
+              <w:spacing w:before="0" w:after="0"/>
+            </w:pPr>
+            <w:r>
+              <w:t xml:space="preserve">계정 생성, 비활성 처리, 비밀번호 초기화</w:t>
+            </w:r>
+          </w:p>
+        </w:tc>
+      </w:tr>
+      <w:tr>
+        <w:tc>
+          <w:tcPr>
+            <w:tcW w:w="2400" w:type="dxa"/>
+          </w:tcPr>
+          <w:p>
+            <w:pPr>
+              <w:spacing w:before="0" w:after="0"/>
+            </w:pPr>
+            <w:r>
+              <w:t xml:space="preserve">공지 등록/수정/삭제</w:t>
+            </w:r>
+          </w:p>
+        </w:tc>
+        <w:tc>
+          <w:tcPr>
+            <w:tcW w:w="2400" w:type="dxa"/>
+          </w:tcPr>
+          <w:p>
+            <w:pPr>
+              <w:spacing w:before="0" w:after="0"/>
+            </w:pPr>
+            <w:r>
+              <w:t xml:space="preserve">비밀번호 필요</w:t>
+            </w:r>
+          </w:p>
+        </w:tc>
+      </w:tr>
+      <w:tr>
+        <w:tc>
+          <w:tcPr>
+            <w:tcW w:w="2400" w:type="dxa"/>
+          </w:tcPr>
+          <w:p>
+            <w:pPr>
+              <w:spacing w:before="0" w:after="0"/>
+            </w:pPr>
+            <w:r>
+              <w:t xml:space="preserve">데이터 번들 재생성</w:t>
+            </w:r>
+          </w:p>
+        </w:tc>
+        <w:tc>
+          <w:tcPr>
+            <w:tcW w:w="2400" w:type="dxa"/>
+          </w:tcPr>
+          <w:p>
+            <w:pPr>
+              <w:spacing w:before="0" w:after="0"/>
+            </w:pPr>
+            <w:r>
+              <w:t xml:space="preserve">Python 스크립트로 XLSX → JS 변환</w:t>
+            </w:r>
+          </w:p>
+        </w:tc>
+      </w:tr>
+    </w:tbl>
+    <w:p>
+      <w:pPr>
+        <w:spacing w:before="0" w:after="120"/>
+      </w:pPr>
+      <w:r>
+        <w:t xml:space="preserve">---</w:t>
+      </w:r>
+    </w:p>
+    <w:p>
+      <w:pPr>
+        <w:spacing w:before="180" w:after="120"/>
+      </w:pPr>
+      <w:r>
+        <w:rPr>
+          <w:b/>
+          <w:sz w:val="28"/>
+          <w:szCs w:val="28"/>
+        </w:rPr>
+        <w:t xml:space="preserve">6. 문제 해결 빠른 참조</w:t>
+      </w:r>
+    </w:p>
+    <w:tbl>
+      <w:tblPr>
+        <w:tblW w:w="0" w:type="auto"/>
+        <w:tblBorders>
+          <w:top w:val="single" w:sz="4" w:space="0" w:color="auto"/>
+          <w:left w:val="single" w:sz="4" w:space="0" w:color="auto"/>
+          <w:bottom w:val="single" w:sz="4" w:space="0" w:color="auto"/>
+          <w:right w:val="single" w:sz="4" w:space="0" w:color="auto"/>
+          <w:insideH w:val="single" w:sz="4" w:space="0" w:color="auto"/>
+          <w:insideV w:val="single" w:sz="4" w:space="0" w:color="auto"/>
+        </w:tblBorders>
+      </w:tblPr>
+      <w:tblGrid>
+        <w:gridCol w:w="2400"/>
+        <w:gridCol w:w="2400"/>
+      </w:tblGrid>
+      <w:tr>
+        <w:tc>
+          <w:tcPr>
+            <w:tcW w:w="2400" w:type="dxa"/>
+          </w:tcPr>
+          <w:p>
+            <w:pPr>
+              <w:spacing w:before="0" w:after="0"/>
+            </w:pPr>
+            <w:r>
+              <w:rPr>
+                <w:b/>
+              </w:rPr>
+              <w:t xml:space="preserve">증상</w:t>
+            </w:r>
+          </w:p>
+        </w:tc>
+        <w:tc>
+          <w:tcPr>
+            <w:tcW w:w="2400" w:type="dxa"/>
+          </w:tcPr>
+          <w:p>
+            <w:pPr>
+              <w:spacing w:before="0" w:after="0"/>
+            </w:pPr>
+            <w:r>
+              <w:rPr>
+                <w:b/>
+              </w:rPr>
+              <w:t xml:space="preserve">해결 방법</w:t>
+            </w:r>
+          </w:p>
+        </w:tc>
+      </w:tr>
+      <w:tr>
+        <w:tc>
+          <w:tcPr>
+            <w:tcW w:w="2400" w:type="dxa"/>
+          </w:tcPr>
+          <w:p>
+            <w:pPr>
+              <w:spacing w:before="0" w:after="0"/>
+            </w:pPr>
+            <w:r>
+              <w:t xml:space="preserve">로그인 실패</w:t>
+            </w:r>
+          </w:p>
+        </w:tc>
+        <w:tc>
+          <w:tcPr>
+            <w:tcW w:w="2400" w:type="dxa"/>
+          </w:tcPr>
+          <w:p>
+            <w:pPr>
+              <w:spacing w:before="0" w:after="0"/>
+            </w:pPr>
+            <w:r>
+              <w:t xml:space="preserve">아이디/비밀번호 확인, 비활성 계정 여부 확인</w:t>
+            </w:r>
+          </w:p>
+        </w:tc>
+      </w:tr>
+      <w:tr>
+        <w:tc>
+          <w:tcPr>
+            <w:tcW w:w="2400" w:type="dxa"/>
+          </w:tcPr>
+          <w:p>
+            <w:pPr>
+              <w:spacing w:before="0" w:after="0"/>
+            </w:pPr>
+            <w:r>
+              <w:t xml:space="preserve">데이터가 안 보임</w:t>
+            </w:r>
+          </w:p>
+        </w:tc>
+        <w:tc>
+          <w:tcPr>
+            <w:tcW w:w="2400" w:type="dxa"/>
+          </w:tcPr>
+          <w:p>
+            <w:pPr>
+              <w:spacing w:before="0" w:after="0"/>
+            </w:pPr>
+            <w:r>
+              <w:t xml:space="preserve">조회 연도 확인, 해당 연도 데이터 입력 여부 확인</w:t>
+            </w:r>
+          </w:p>
+        </w:tc>
+      </w:tr>
+      <w:tr>
+        <w:tc>
+          <w:tcPr>
+            <w:tcW w:w="2400" w:type="dxa"/>
+          </w:tcPr>
+          <w:p>
+            <w:pPr>
+              <w:spacing w:before="0" w:after="0"/>
+            </w:pPr>
+            <w:r>
+              <w:t xml:space="preserve">차트 안 보임</w:t>
+            </w:r>
+          </w:p>
+        </w:tc>
+        <w:tc>
+          <w:tcPr>
+            <w:tcW w:w="2400" w:type="dxa"/>
+          </w:tcPr>
+          <w:p>
+            <w:pPr>
+              <w:spacing w:before="0" w:after="0"/>
+            </w:pPr>
+            <w:r>
+              <w:t xml:space="preserve">새로고침(Ctrl+Shift+R), CDN(인터넷) 접근 확인</w:t>
+            </w:r>
+          </w:p>
+        </w:tc>
+      </w:tr>
+      <w:tr>
+        <w:tc>
+          <w:tcPr>
+            <w:tcW w:w="2400" w:type="dxa"/>
+          </w:tcPr>
+          <w:p>
+            <w:pPr>
+              <w:spacing w:before="0" w:after="0"/>
+            </w:pPr>
+            <w:r>
+              <w:t xml:space="preserve">다운로드 실패</w:t>
+            </w:r>
+          </w:p>
+        </w:tc>
+        <w:tc>
+          <w:tcPr>
+            <w:tcW w:w="2400" w:type="dxa"/>
+          </w:tcPr>
+          <w:p>
+            <w:pPr>
+              <w:spacing w:before="0" w:after="0"/>
+            </w:pPr>
+            <w:r>
+              <w:t xml:space="preserve">새로고침 후 재시도, 팝업 차단 확인</w:t>
+            </w:r>
+          </w:p>
+        </w:tc>
+      </w:tr>
+      <w:tr>
+        <w:tc>
+          <w:tcPr>
+            <w:tcW w:w="2400" w:type="dxa"/>
+          </w:tcPr>
+          <w:p>
+            <w:pPr>
+              <w:spacing w:before="0" w:after="0"/>
+            </w:pPr>
+            <w:r>
+              <w:t xml:space="preserve">챗봇 이해 불가</w:t>
+            </w:r>
+          </w:p>
+        </w:tc>
+        <w:tc>
+          <w:tcPr>
+            <w:tcW w:w="2400" w:type="dxa"/>
+          </w:tcPr>
+          <w:p>
+            <w:pPr>
+              <w:spacing w:before="0" w:after="0"/>
+            </w:pPr>
+            <w:r>
+              <w:t xml:space="preserve">구체적 키워드 + 기간 명시, 추천 질문 참고</w:t>
+            </w:r>
+          </w:p>
+        </w:tc>
+      </w:tr>
+      <w:tr>
+        <w:tc>
+          <w:tcPr>
+            <w:tcW w:w="2400" w:type="dxa"/>
+          </w:tcPr>
+          <w:p>
+            <w:pPr>
+              <w:spacing w:before="0" w:after="0"/>
+            </w:pPr>
+            <w:r>
+              <w:t xml:space="preserve">다른 PC에서 데이터 없음</w:t>
+            </w:r>
+          </w:p>
+        </w:tc>
+        <w:tc>
+          <w:tcPr>
+            <w:tcW w:w="2400" w:type="dxa"/>
+          </w:tcPr>
+          <w:p>
+            <w:pPr>
+              <w:spacing w:before="0" w:after="0"/>
+            </w:pPr>
+            <w:r>
+              <w:t xml:space="preserve">정상 동작 (브라우저별 로컬 저장, 동기화 없음)</w:t>
+            </w:r>
+          </w:p>
+        </w:tc>
+      </w:tr>
+      <w:tr>
+        <w:tc>
+          <w:tcPr>
+            <w:tcW w:w="2400" w:type="dxa"/>
+          </w:tcPr>
+          <w:p>
+            <w:pPr>
+              <w:spacing w:before="0" w:after="0"/>
+            </w:pPr>
+            <w:r>
+              <w:t xml:space="preserve">기본 공지 삭제 후 재등장</w:t>
+            </w:r>
+          </w:p>
+        </w:tc>
+        <w:tc>
+          <w:tcPr>
+            <w:tcW w:w="2400" w:type="dxa"/>
+          </w:tcPr>
+          <w:p>
+            <w:pPr>
+              <w:spacing w:before="0" w:after="0"/>
+            </w:pPr>
+            <w:r>
+              <w:t xml:space="preserve">정상 동작 (시스템 기본 공지는 항상 표시)</w:t>
+            </w:r>
+          </w:p>
+        </w:tc>
+      </w:tr>
+      <w:tr>
+        <w:tc>
+          <w:tcPr>
+            <w:tcW w:w="2400" w:type="dxa"/>
+          </w:tcPr>
+          <w:p>
+            <w:pPr>
+              <w:spacing w:before="0" w:after="0"/>
+            </w:pPr>
+            <w:r>
+              <w:t xml:space="preserve">인쇄 시 헤더 안 보임</w:t>
+            </w:r>
+          </w:p>
+        </w:tc>
+        <w:tc>
+          <w:tcPr>
+            <w:tcW w:w="2400" w:type="dxa"/>
+          </w:tcPr>
+          <w:p>
+            <w:pPr>
+              <w:spacing w:before="0" w:after="0"/>
+            </w:pPr>
+            <w:r>
+              <w:t xml:space="preserve">정상 동작 (인쇄 시 UI 요소 자동 숨김)</w:t>
+            </w:r>
+          </w:p>
+        </w:tc>
+      </w:tr>
+    </w:tbl>
+    <w:p>
+      <w:pPr>
+        <w:spacing w:before="0" w:after="120"/>
+      </w:pPr>
+      <w:r>
+        <w:t xml:space="preserve">---</w:t>
+      </w:r>
+    </w:p>
+    <w:p>
+      <w:pPr>
+        <w:spacing w:before="180" w:after="120"/>
+      </w:pPr>
+      <w:r>
+        <w:rPr>
+          <w:b/>
+          <w:sz w:val="28"/>
+          <w:szCs w:val="28"/>
+        </w:rPr>
+        <w:t xml:space="preserve">7. 키보드/조작 팁</w:t>
+      </w:r>
+    </w:p>
+    <w:tbl>
+      <w:tblPr>
+        <w:tblW w:w="0" w:type="auto"/>
+        <w:tblBorders>
+          <w:top w:val="single" w:sz="4" w:space="0" w:color="auto"/>
+          <w:left w:val="single" w:sz="4" w:space="0" w:color="auto"/>
+          <w:bottom w:val="single" w:sz="4" w:space="0" w:color="auto"/>
+          <w:right w:val="single" w:sz="4" w:space="0" w:color="auto"/>
+          <w:insideH w:val="single" w:sz="4" w:space="0" w:color="auto"/>
+          <w:insideV w:val="single" w:sz="4" w:space="0" w:color="auto"/>
+        </w:tblBorders>
+      </w:tblPr>
+      <w:tblGrid>
+        <w:gridCol w:w="2400"/>
+        <w:gridCol w:w="2400"/>
+      </w:tblGrid>
+      <w:tr>
+        <w:tc>
+          <w:tcPr>
+            <w:tcW w:w="2400" w:type="dxa"/>
+          </w:tcPr>
+          <w:p>
+            <w:pPr>
+              <w:spacing w:before="0" w:after="0"/>
+            </w:pPr>
+            <w:r>
+              <w:rPr>
+                <w:b/>
+              </w:rPr>
+              <w:t xml:space="preserve">동작</w:t>
+            </w:r>
+          </w:p>
+        </w:tc>
+        <w:tc>
+          <w:tcPr>
+            <w:tcW w:w="2400" w:type="dxa"/>
+          </w:tcPr>
+          <w:p>
+            <w:pPr>
+              <w:spacing w:before="0" w:after="0"/>
+            </w:pPr>
+            <w:r>
+              <w:rPr>
+                <w:b/>
+              </w:rPr>
+              <w:t xml:space="preserve">효과</w:t>
+            </w:r>
+          </w:p>
+        </w:tc>
+      </w:tr>
+      <w:tr>
+        <w:tc>
+          <w:tcPr>
+            <w:tcW w:w="2400" w:type="dxa"/>
+          </w:tcPr>
+          <w:p>
+            <w:pPr>
+              <w:spacing w:before="0" w:after="0"/>
+            </w:pPr>
+            <w:r>
+              <w:t xml:space="preserve">챗봇 입력 후 Enter</w:t>
+            </w:r>
+          </w:p>
+        </w:tc>
+        <w:tc>
+          <w:tcPr>
+            <w:tcW w:w="2400" w:type="dxa"/>
+          </w:tcPr>
+          <w:p>
+            <w:pPr>
+              <w:spacing w:before="0" w:after="0"/>
+            </w:pPr>
+            <w:r>
+              <w:t xml:space="preserve">메시지 전송</w:t>
+            </w:r>
+          </w:p>
+        </w:tc>
+      </w:tr>
+      <w:tr>
+        <w:tc>
+          <w:tcPr>
+            <w:tcW w:w="2400" w:type="dxa"/>
+          </w:tcPr>
+          <w:p>
+            <w:pPr>
+              <w:spacing w:before="0" w:after="0"/>
+            </w:pPr>
+            <w:r>
+              <w:t xml:space="preserve">그리드 셀에서 Enter</w:t>
+            </w:r>
+          </w:p>
+        </w:tc>
+        <w:tc>
+          <w:tcPr>
+            <w:tcW w:w="2400" w:type="dxa"/>
+          </w:tcPr>
+          <w:p>
+            <w:pPr>
+              <w:spacing w:before="0" w:after="0"/>
+            </w:pPr>
+            <w:r>
+              <w:t xml:space="preserve">다음 셀로 이동 (포커스 해제)</w:t>
+            </w:r>
+          </w:p>
+        </w:tc>
+      </w:tr>
+      <w:tr>
+        <w:tc>
+          <w:tcPr>
+            <w:tcW w:w="2400" w:type="dxa"/>
+          </w:tcPr>
+          <w:p>
+            <w:pPr>
+              <w:spacing w:before="0" w:after="0"/>
+            </w:pPr>
+            <w:r>
+              <w:t xml:space="preserve">그리드 셀 클릭</w:t>
+            </w:r>
+          </w:p>
+        </w:tc>
+        <w:tc>
+          <w:tcPr>
+            <w:tcW w:w="2400" w:type="dxa"/>
+          </w:tcPr>
+          <w:p>
+            <w:pPr>
+              <w:spacing w:before="0" w:after="0"/>
+            </w:pPr>
+            <w:r>
+              <w:t xml:space="preserve">기존 값 전체 선택 (덮어쓰기 용이)</w:t>
+            </w:r>
+          </w:p>
+        </w:tc>
+      </w:tr>
+      <w:tr>
+        <w:tc>
+          <w:tcPr>
+            <w:tcW w:w="2400" w:type="dxa"/>
+          </w:tcPr>
+          <w:p>
+            <w:pPr>
+              <w:spacing w:before="0" w:after="0"/>
+            </w:pPr>
+            <w:r>
+              <w:t xml:space="preserve">표 열 제목 클릭</w:t>
+            </w:r>
+          </w:p>
+        </w:tc>
+        <w:tc>
+          <w:tcPr>
+            <w:tcW w:w="2400" w:type="dxa"/>
+          </w:tcPr>
+          <w:p>
+            <w:pPr>
+              <w:spacing w:before="0" w:after="0"/>
+            </w:pPr>
+            <w:r>
+              <w:t xml:space="preserve">정렬 전환</w:t>
+            </w:r>
+          </w:p>
+        </w:tc>
+      </w:tr>
+      <w:tr>
+        <w:tc>
+          <w:tcPr>
+            <w:tcW w:w="2400" w:type="dxa"/>
+          </w:tcPr>
+          <w:p>
+            <w:pPr>
+              <w:spacing w:before="0" w:after="0"/>
+            </w:pPr>
+            <w:r>
+              <w:t xml:space="preserve">탭 버튼 클릭</w:t>
+            </w:r>
+          </w:p>
+        </w:tc>
+        <w:tc>
+          <w:tcPr>
+            <w:tcW w:w="2400" w:type="dxa"/>
+          </w:tcPr>
+          <w:p>
+            <w:pPr>
+              <w:spacing w:before="0" w:after="0"/>
+            </w:pPr>
+            <w:r>
+              <w:t xml:space="preserve">해당 탭으로 이동 + URL 해시 갱신</w:t>
+            </w:r>
+          </w:p>
+        </w:tc>
+      </w:tr>
+      <w:tr>
+        <w:tc>
+          <w:tcPr>
+            <w:tcW w:w="2400" w:type="dxa"/>
+          </w:tcPr>
+          <w:p>
+            <w:pPr>
+              <w:spacing w:before="0" w:after="0"/>
+            </w:pPr>
+            <w:r>
+              <w:t xml:space="preserve">로고 클릭</w:t>
+            </w:r>
+          </w:p>
+        </w:tc>
+        <w:tc>
+          <w:tcPr>
+            <w:tcW w:w="2400" w:type="dxa"/>
+          </w:tcPr>
+          <w:p>
+            <w:pPr>
+              <w:spacing w:before="0" w:after="0"/>
+            </w:pPr>
+            <w:r>
+              <w:t xml:space="preserve">첫 탭(부재료실적 모니터링)으로 이동</w:t>
+            </w:r>
+          </w:p>
+        </w:tc>
+      </w:tr>
+      <w:tr>
+        <w:tc>
+          <w:tcPr>
+            <w:tcW w:w="2400" w:type="dxa"/>
+          </w:tcPr>
+          <w:p>
+            <w:pPr>
+              <w:spacing w:before="0" w:after="0"/>
+            </w:pPr>
+            <w:r>
+              <w:t xml:space="preserve">비밀번호 눈 아이콘</w:t>
+            </w:r>
+          </w:p>
+        </w:tc>
+        <w:tc>
+          <w:tcPr>
+            <w:tcW w:w="2400" w:type="dxa"/>
+          </w:tcPr>
+          <w:p>
+            <w:pPr>
+              <w:spacing w:before="0" w:after="0"/>
+            </w:pPr>
+            <w:r>
+              <w:t xml:space="preserve">비밀번호 표시/숨김 전환</w:t>
+            </w:r>
+          </w:p>
+        </w:tc>
+      </w:tr>
+    </w:tbl>
     <w:sectPr>
       <w:pgSz w:w="12240" w:h="15840"/>
       <w:pgMar w:top="1440" w:right="1440" w:bottom="1440" w:left="1440" w:header="720" w:footer="720" w:gutter="0"/>
